--- a/eng/docx/018.content.docx
+++ b/eng/docx/018.content.docx
@@ -19,7 +19,7 @@
         <w:rPr>
           <w:lang w:val="en_US" w:bidi="en_US"/>
         </w:rPr>
-        <w:t>Resource: Tyndale Open Study Notes</w:t>
+        <w:t>Resource: Aquifer Open Study Notes (Profiles)</w:t>
       </w:r>
       <w:r>
         <w:rPr>
@@ -112,7 +112,7 @@
         <w:rPr>
           <w:lang w:val="en_US" w:bidi="en_US"/>
         </w:rPr>
-        <w:t>Tyndale Open Study Notes</w:t>
+        <w:t>Aquifer Open Study Notes (Profiles)</w:t>
       </w:r>
     </w:p>
     <w:p>

--- a/eng/docx/018.content.docx
+++ b/eng/docx/018.content.docx
@@ -262,306 +262,204 @@
         </w:rPr>
         <w:t>likely from Magdala in Galilee, was freed from demon possession by Jesus (</w:t>
       </w:r>
-      <w:hyperlink r:id="rId13">
-        <w:r>
-          <w:rPr>
-            <w:lang w:val="en_US" w:bidi="en_US"/>
-          </w:rPr>
-          <w:rPr>
-            <w:color w:val="0000EE"/>
-            <w:u w:val="single"/>
-          </w:rPr>
-          <w:t>Mark 16:9</w:t>
-        </w:r>
-      </w:hyperlink>
+      <w:r>
+        <w:rPr>
+          <w:lang w:val="en_US" w:bidi="en_US"/>
+        </w:rPr>
+        <w:t>Mark 16:9</w:t>
+      </w:r>
       <w:r>
         <w:rPr>
           <w:lang w:val="en_US" w:bidi="en_US"/>
         </w:rPr>
         <w:t>). She became a loyal follower and supported Jesus and his disciples financially (</w:t>
       </w:r>
-      <w:hyperlink r:id="rId14">
-        <w:r>
-          <w:rPr>
-            <w:lang w:val="en_US" w:bidi="en_US"/>
-          </w:rPr>
-          <w:rPr>
-            <w:color w:val="0000EE"/>
-            <w:u w:val="single"/>
-          </w:rPr>
-          <w:t>Luke 8:1–3</w:t>
-        </w:r>
-      </w:hyperlink>
+      <w:r>
+        <w:rPr>
+          <w:lang w:val="en_US" w:bidi="en_US"/>
+        </w:rPr>
+        <w:t>Luke 8:1–3</w:t>
+      </w:r>
       <w:r>
         <w:rPr>
           <w:lang w:val="en_US" w:bidi="en_US"/>
         </w:rPr>
         <w:t xml:space="preserve">; see also </w:t>
       </w:r>
-      <w:hyperlink r:id="rId15">
-        <w:r>
-          <w:rPr>
-            <w:lang w:val="en_US" w:bidi="en_US"/>
-          </w:rPr>
-          <w:rPr>
-            <w:color w:val="0000EE"/>
-            <w:u w:val="single"/>
-          </w:rPr>
-          <w:t>Matthew 27:55–56</w:t>
-        </w:r>
-      </w:hyperlink>
+      <w:r>
+        <w:rPr>
+          <w:lang w:val="en_US" w:bidi="en_US"/>
+        </w:rPr>
+        <w:t>Matthew 27:55–56</w:t>
+      </w:r>
       <w:r>
         <w:rPr>
           <w:lang w:val="en_US" w:bidi="en_US"/>
         </w:rPr>
         <w:t xml:space="preserve">; </w:t>
       </w:r>
-      <w:hyperlink r:id="rId16">
-        <w:r>
-          <w:rPr>
-            <w:lang w:val="en_US" w:bidi="en_US"/>
-          </w:rPr>
-          <w:rPr>
-            <w:color w:val="0000EE"/>
-            <w:u w:val="single"/>
-          </w:rPr>
-          <w:t>Mark 15:40–41</w:t>
-        </w:r>
-      </w:hyperlink>
+      <w:r>
+        <w:rPr>
+          <w:lang w:val="en_US" w:bidi="en_US"/>
+        </w:rPr>
+        <w:t>Mark 15:40–41</w:t>
+      </w:r>
       <w:r>
         <w:rPr>
           <w:lang w:val="en_US" w:bidi="en_US"/>
         </w:rPr>
         <w:t>). She witnessed Jesus die on the cross and his burial (</w:t>
       </w:r>
-      <w:hyperlink r:id="rId17">
-        <w:r>
-          <w:rPr>
-            <w:lang w:val="en_US" w:bidi="en_US"/>
-          </w:rPr>
-          <w:rPr>
-            <w:color w:val="0000EE"/>
-            <w:u w:val="single"/>
-          </w:rPr>
-          <w:t>Matthew 27:55–61</w:t>
-        </w:r>
-      </w:hyperlink>
+      <w:r>
+        <w:rPr>
+          <w:lang w:val="en_US" w:bidi="en_US"/>
+        </w:rPr>
+        <w:t>Matthew 27:55–61</w:t>
+      </w:r>
       <w:r>
         <w:rPr>
           <w:lang w:val="en_US" w:bidi="en_US"/>
         </w:rPr>
         <w:t xml:space="preserve">; </w:t>
       </w:r>
-      <w:hyperlink r:id="rId18">
-        <w:r>
-          <w:rPr>
-            <w:lang w:val="en_US" w:bidi="en_US"/>
-          </w:rPr>
-          <w:rPr>
-            <w:color w:val="0000EE"/>
-            <w:u w:val="single"/>
-          </w:rPr>
-          <w:t>Mark 15:40–47</w:t>
-        </w:r>
-      </w:hyperlink>
+      <w:r>
+        <w:rPr>
+          <w:lang w:val="en_US" w:bidi="en_US"/>
+        </w:rPr>
+        <w:t>Mark 15:40–47</w:t>
+      </w:r>
       <w:r>
         <w:rPr>
           <w:lang w:val="en_US" w:bidi="en_US"/>
         </w:rPr>
         <w:t xml:space="preserve">; </w:t>
       </w:r>
-      <w:hyperlink r:id="rId19">
-        <w:r>
-          <w:rPr>
-            <w:lang w:val="en_US" w:bidi="en_US"/>
-          </w:rPr>
-          <w:rPr>
-            <w:color w:val="0000EE"/>
-            <w:u w:val="single"/>
-          </w:rPr>
-          <w:t>John 19:25</w:t>
-        </w:r>
-      </w:hyperlink>
+      <w:r>
+        <w:rPr>
+          <w:lang w:val="en_US" w:bidi="en_US"/>
+        </w:rPr>
+        <w:t>John 19:25</w:t>
+      </w:r>
       <w:r>
         <w:rPr>
           <w:lang w:val="en_US" w:bidi="en_US"/>
         </w:rPr>
         <w:t xml:space="preserve">; compare </w:t>
       </w:r>
-      <w:hyperlink r:id="rId20">
-        <w:r>
-          <w:rPr>
-            <w:lang w:val="en_US" w:bidi="en_US"/>
-          </w:rPr>
-          <w:rPr>
-            <w:color w:val="0000EE"/>
-            <w:u w:val="single"/>
-          </w:rPr>
-          <w:t>Luke 23:49</w:t>
-        </w:r>
-      </w:hyperlink>
+      <w:r>
+        <w:rPr>
+          <w:lang w:val="en_US" w:bidi="en_US"/>
+        </w:rPr>
+        <w:t>Luke 23:49</w:t>
+      </w:r>
       <w:r>
         <w:rPr>
           <w:lang w:val="en_US" w:bidi="en_US"/>
         </w:rPr>
         <w:t xml:space="preserve">, </w:t>
       </w:r>
-      <w:hyperlink r:id="rId21">
-        <w:r>
-          <w:rPr>
-            <w:lang w:val="en_US" w:bidi="en_US"/>
-          </w:rPr>
-          <w:rPr>
-            <w:color w:val="0000EE"/>
-            <w:u w:val="single"/>
-          </w:rPr>
-          <w:t>55–56</w:t>
-        </w:r>
-      </w:hyperlink>
+      <w:r>
+        <w:rPr>
+          <w:lang w:val="en_US" w:bidi="en_US"/>
+        </w:rPr>
+        <w:t>55–56</w:t>
+      </w:r>
       <w:r>
         <w:rPr>
           <w:lang w:val="en_US" w:bidi="en_US"/>
         </w:rPr>
         <w:t>). She went to the tomb early on Sunday morning with burial spices. She was among the first to hear that Jesus had risen from the dead (</w:t>
       </w:r>
-      <w:hyperlink r:id="rId22">
-        <w:r>
-          <w:rPr>
-            <w:lang w:val="en_US" w:bidi="en_US"/>
-          </w:rPr>
-          <w:rPr>
-            <w:color w:val="0000EE"/>
-            <w:u w:val="single"/>
-          </w:rPr>
-          <w:t>Matthew 28:1–8</w:t>
-        </w:r>
-      </w:hyperlink>
+      <w:r>
+        <w:rPr>
+          <w:lang w:val="en_US" w:bidi="en_US"/>
+        </w:rPr>
+        <w:t>Matthew 28:1–8</w:t>
+      </w:r>
       <w:r>
         <w:rPr>
           <w:lang w:val="en_US" w:bidi="en_US"/>
         </w:rPr>
         <w:t xml:space="preserve">; </w:t>
       </w:r>
-      <w:hyperlink r:id="rId23">
-        <w:r>
-          <w:rPr>
-            <w:lang w:val="en_US" w:bidi="en_US"/>
-          </w:rPr>
-          <w:rPr>
-            <w:color w:val="0000EE"/>
-            <w:u w:val="single"/>
-          </w:rPr>
-          <w:t>Mark 16:1–8</w:t>
-        </w:r>
-      </w:hyperlink>
+      <w:r>
+        <w:rPr>
+          <w:lang w:val="en_US" w:bidi="en_US"/>
+        </w:rPr>
+        <w:t>Mark 16:1–8</w:t>
+      </w:r>
       <w:r>
         <w:rPr>
           <w:lang w:val="en_US" w:bidi="en_US"/>
         </w:rPr>
         <w:t xml:space="preserve">; </w:t>
       </w:r>
-      <w:hyperlink r:id="rId24">
-        <w:r>
-          <w:rPr>
-            <w:lang w:val="en_US" w:bidi="en_US"/>
-          </w:rPr>
-          <w:rPr>
-            <w:color w:val="0000EE"/>
-            <w:u w:val="single"/>
-          </w:rPr>
-          <w:t>Luke 24:1–11</w:t>
-        </w:r>
-      </w:hyperlink>
+      <w:r>
+        <w:rPr>
+          <w:lang w:val="en_US" w:bidi="en_US"/>
+        </w:rPr>
+        <w:t>Luke 24:1–11</w:t>
+      </w:r>
       <w:r>
         <w:rPr>
           <w:lang w:val="en_US" w:bidi="en_US"/>
         </w:rPr>
         <w:t xml:space="preserve">, </w:t>
       </w:r>
-      <w:hyperlink r:id="rId25">
-        <w:r>
-          <w:rPr>
-            <w:lang w:val="en_US" w:bidi="en_US"/>
-          </w:rPr>
-          <w:rPr>
-            <w:color w:val="0000EE"/>
-            <w:u w:val="single"/>
-          </w:rPr>
-          <w:t>22–24</w:t>
-        </w:r>
-      </w:hyperlink>
+      <w:r>
+        <w:rPr>
+          <w:lang w:val="en_US" w:bidi="en_US"/>
+        </w:rPr>
+        <w:t>22–24</w:t>
+      </w:r>
       <w:r>
         <w:rPr>
           <w:lang w:val="en_US" w:bidi="en_US"/>
         </w:rPr>
         <w:t>). She was also the first to see the risen Jesus (</w:t>
       </w:r>
-      <w:hyperlink r:id="rId26">
-        <w:r>
-          <w:rPr>
-            <w:lang w:val="en_US" w:bidi="en_US"/>
-          </w:rPr>
-          <w:rPr>
-            <w:color w:val="0000EE"/>
-            <w:u w:val="single"/>
-          </w:rPr>
-          <w:t>Matthew 28:9–10</w:t>
-        </w:r>
-      </w:hyperlink>
+      <w:r>
+        <w:rPr>
+          <w:lang w:val="en_US" w:bidi="en_US"/>
+        </w:rPr>
+        <w:t>Matthew 28:9–10</w:t>
+      </w:r>
       <w:r>
         <w:rPr>
           <w:lang w:val="en_US" w:bidi="en_US"/>
         </w:rPr>
         <w:t xml:space="preserve">; </w:t>
       </w:r>
-      <w:hyperlink r:id="rId27">
-        <w:r>
-          <w:rPr>
-            <w:lang w:val="en_US" w:bidi="en_US"/>
-          </w:rPr>
-          <w:rPr>
-            <w:color w:val="0000EE"/>
-            <w:u w:val="single"/>
-          </w:rPr>
-          <w:t>Mark 16:9–11</w:t>
-        </w:r>
-      </w:hyperlink>
+      <w:r>
+        <w:rPr>
+          <w:lang w:val="en_US" w:bidi="en_US"/>
+        </w:rPr>
+        <w:t>Mark 16:9–11</w:t>
+      </w:r>
       <w:r>
         <w:rPr>
           <w:lang w:val="en_US" w:bidi="en_US"/>
         </w:rPr>
         <w:t xml:space="preserve">; </w:t>
       </w:r>
-      <w:hyperlink r:id="rId28">
-        <w:r>
-          <w:rPr>
-            <w:lang w:val="en_US" w:bidi="en_US"/>
-          </w:rPr>
-          <w:rPr>
-            <w:color w:val="0000EE"/>
-            <w:u w:val="single"/>
-          </w:rPr>
-          <w:t>John 20:1–2</w:t>
-        </w:r>
-      </w:hyperlink>
+      <w:r>
+        <w:rPr>
+          <w:lang w:val="en_US" w:bidi="en_US"/>
+        </w:rPr>
+        <w:t>John 20:1–2</w:t>
+      </w:r>
       <w:r>
         <w:rPr>
           <w:lang w:val="en_US" w:bidi="en_US"/>
         </w:rPr>
         <w:t xml:space="preserve">, </w:t>
       </w:r>
-      <w:hyperlink r:id="rId29">
-        <w:r>
-          <w:rPr>
-            <w:lang w:val="en_US" w:bidi="en_US"/>
-          </w:rPr>
-          <w:rPr>
-            <w:color w:val="0000EE"/>
-            <w:u w:val="single"/>
-          </w:rPr>
-          <w:t>11–18</w:t>
-        </w:r>
-      </w:hyperlink>
+      <w:r>
+        <w:rPr>
+          <w:lang w:val="en_US" w:bidi="en_US"/>
+        </w:rPr>
+        <w:t>11–18</w:t>
+      </w:r>
       <w:r>
         <w:rPr>
           <w:lang w:val="en_US" w:bidi="en_US"/>
@@ -593,144 +491,96 @@
         </w:rPr>
         <w:t xml:space="preserve"> (not the apostle) and Joseph, was among the women present when Jesus died on the cross and at his burial (</w:t>
       </w:r>
-      <w:hyperlink r:id="rId17">
-        <w:r>
-          <w:rPr>
-            <w:lang w:val="en_US" w:bidi="en_US"/>
-          </w:rPr>
-          <w:rPr>
-            <w:color w:val="0000EE"/>
-            <w:u w:val="single"/>
-          </w:rPr>
-          <w:t>Matthew 27:55–61</w:t>
-        </w:r>
-      </w:hyperlink>
+      <w:r>
+        <w:rPr>
+          <w:lang w:val="en_US" w:bidi="en_US"/>
+        </w:rPr>
+        <w:t>Matthew 27:55–61</w:t>
+      </w:r>
       <w:r>
         <w:rPr>
           <w:lang w:val="en_US" w:bidi="en_US"/>
         </w:rPr>
         <w:t xml:space="preserve">; </w:t>
       </w:r>
-      <w:hyperlink r:id="rId18">
-        <w:r>
-          <w:rPr>
-            <w:lang w:val="en_US" w:bidi="en_US"/>
-          </w:rPr>
-          <w:rPr>
-            <w:color w:val="0000EE"/>
-            <w:u w:val="single"/>
-          </w:rPr>
-          <w:t>Mark 15:40–47</w:t>
-        </w:r>
-      </w:hyperlink>
+      <w:r>
+        <w:rPr>
+          <w:lang w:val="en_US" w:bidi="en_US"/>
+        </w:rPr>
+        <w:t>Mark 15:40–47</w:t>
+      </w:r>
       <w:r>
         <w:rPr>
           <w:lang w:val="en_US" w:bidi="en_US"/>
         </w:rPr>
         <w:t xml:space="preserve">; see also </w:t>
       </w:r>
-      <w:hyperlink r:id="rId20">
-        <w:r>
-          <w:rPr>
-            <w:lang w:val="en_US" w:bidi="en_US"/>
-          </w:rPr>
-          <w:rPr>
-            <w:color w:val="0000EE"/>
-            <w:u w:val="single"/>
-          </w:rPr>
-          <w:t>Luke 23:49</w:t>
-        </w:r>
-      </w:hyperlink>
+      <w:r>
+        <w:rPr>
+          <w:lang w:val="en_US" w:bidi="en_US"/>
+        </w:rPr>
+        <w:t>Luke 23:49</w:t>
+      </w:r>
       <w:r>
         <w:rPr>
           <w:lang w:val="en_US" w:bidi="en_US"/>
         </w:rPr>
         <w:t xml:space="preserve">, </w:t>
       </w:r>
-      <w:hyperlink r:id="rId30">
-        <w:r>
-          <w:rPr>
-            <w:lang w:val="en_US" w:bidi="en_US"/>
-          </w:rPr>
-          <w:rPr>
-            <w:color w:val="0000EE"/>
-            <w:u w:val="single"/>
-          </w:rPr>
-          <w:t>55</w:t>
-        </w:r>
-      </w:hyperlink>
+      <w:r>
+        <w:rPr>
+          <w:lang w:val="en_US" w:bidi="en_US"/>
+        </w:rPr>
+        <w:t>55</w:t>
+      </w:r>
       <w:r>
         <w:rPr>
           <w:lang w:val="en_US" w:bidi="en_US"/>
         </w:rPr>
         <w:t>). Like Mary Magdalene, she was among the first to hear that Jesus had risen from the dead (</w:t>
       </w:r>
-      <w:hyperlink r:id="rId22">
-        <w:r>
-          <w:rPr>
-            <w:lang w:val="en_US" w:bidi="en_US"/>
-          </w:rPr>
-          <w:rPr>
-            <w:color w:val="0000EE"/>
-            <w:u w:val="single"/>
-          </w:rPr>
-          <w:t>Matthew 28:1–8</w:t>
-        </w:r>
-      </w:hyperlink>
+      <w:r>
+        <w:rPr>
+          <w:lang w:val="en_US" w:bidi="en_US"/>
+        </w:rPr>
+        <w:t>Matthew 28:1–8</w:t>
+      </w:r>
       <w:r>
         <w:rPr>
           <w:lang w:val="en_US" w:bidi="en_US"/>
         </w:rPr>
         <w:t xml:space="preserve">; </w:t>
       </w:r>
-      <w:hyperlink r:id="rId23">
-        <w:r>
-          <w:rPr>
-            <w:lang w:val="en_US" w:bidi="en_US"/>
-          </w:rPr>
-          <w:rPr>
-            <w:color w:val="0000EE"/>
-            <w:u w:val="single"/>
-          </w:rPr>
-          <w:t>Mark 16:1–8</w:t>
-        </w:r>
-      </w:hyperlink>
+      <w:r>
+        <w:rPr>
+          <w:lang w:val="en_US" w:bidi="en_US"/>
+        </w:rPr>
+        <w:t>Mark 16:1–8</w:t>
+      </w:r>
       <w:r>
         <w:rPr>
           <w:lang w:val="en_US" w:bidi="en_US"/>
         </w:rPr>
         <w:t xml:space="preserve">; </w:t>
       </w:r>
-      <w:hyperlink r:id="rId24">
-        <w:r>
-          <w:rPr>
-            <w:lang w:val="en_US" w:bidi="en_US"/>
-          </w:rPr>
-          <w:rPr>
-            <w:color w:val="0000EE"/>
-            <w:u w:val="single"/>
-          </w:rPr>
-          <w:t>Luke 24:1–11</w:t>
-        </w:r>
-      </w:hyperlink>
+      <w:r>
+        <w:rPr>
+          <w:lang w:val="en_US" w:bidi="en_US"/>
+        </w:rPr>
+        <w:t>Luke 24:1–11</w:t>
+      </w:r>
       <w:r>
         <w:rPr>
           <w:lang w:val="en_US" w:bidi="en_US"/>
         </w:rPr>
         <w:t>). She was also one of the first to see the risen Jesus (</w:t>
       </w:r>
-      <w:hyperlink r:id="rId26">
-        <w:r>
-          <w:rPr>
-            <w:lang w:val="en_US" w:bidi="en_US"/>
-          </w:rPr>
-          <w:rPr>
-            <w:color w:val="0000EE"/>
-            <w:u w:val="single"/>
-          </w:rPr>
-          <w:t>Matthew 28:9–10</w:t>
-        </w:r>
-      </w:hyperlink>
+      <w:r>
+        <w:rPr>
+          <w:lang w:val="en_US" w:bidi="en_US"/>
+        </w:rPr>
+        <w:t>Matthew 28:9–10</w:t>
+      </w:r>
       <w:r>
         <w:rPr>
           <w:lang w:val="en_US" w:bidi="en_US"/>
@@ -762,108 +612,72 @@
         </w:rPr>
         <w:t>was Martha and Lazarus's sister. Jesus loved their family very much (</w:t>
       </w:r>
-      <w:hyperlink r:id="rId31">
-        <w:r>
-          <w:rPr>
-            <w:lang w:val="en_US" w:bidi="en_US"/>
-          </w:rPr>
-          <w:rPr>
-            <w:color w:val="0000EE"/>
-            <w:u w:val="single"/>
-          </w:rPr>
-          <w:t>John 11:5</w:t>
-        </w:r>
-      </w:hyperlink>
+      <w:r>
+        <w:rPr>
+          <w:lang w:val="en_US" w:bidi="en_US"/>
+        </w:rPr>
+        <w:t>John 11:5</w:t>
+      </w:r>
       <w:r>
         <w:rPr>
           <w:lang w:val="en_US" w:bidi="en_US"/>
         </w:rPr>
         <w:t>). Jesus praised Mary for wanting to learn from him (</w:t>
       </w:r>
-      <w:hyperlink r:id="rId32">
-        <w:r>
-          <w:rPr>
-            <w:lang w:val="en_US" w:bidi="en_US"/>
-          </w:rPr>
-          <w:rPr>
-            <w:color w:val="0000EE"/>
-            <w:u w:val="single"/>
-          </w:rPr>
-          <w:t>Luke 10:38–42</w:t>
-        </w:r>
-      </w:hyperlink>
+      <w:r>
+        <w:rPr>
+          <w:lang w:val="en_US" w:bidi="en_US"/>
+        </w:rPr>
+        <w:t>Luke 10:38–42</w:t>
+      </w:r>
       <w:r>
         <w:rPr>
           <w:lang w:val="en_US" w:bidi="en_US"/>
         </w:rPr>
         <w:t>). Soon after Jesus raised her brother from the dead (</w:t>
       </w:r>
-      <w:hyperlink r:id="rId33">
-        <w:r>
-          <w:rPr>
-            <w:lang w:val="en_US" w:bidi="en_US"/>
-          </w:rPr>
-          <w:rPr>
-            <w:color w:val="0000EE"/>
-            <w:u w:val="single"/>
-          </w:rPr>
-          <w:t>John 11:32–45</w:t>
-        </w:r>
-      </w:hyperlink>
+      <w:r>
+        <w:rPr>
+          <w:lang w:val="en_US" w:bidi="en_US"/>
+        </w:rPr>
+        <w:t>John 11:32–45</w:t>
+      </w:r>
       <w:r>
         <w:rPr>
           <w:lang w:val="en_US" w:bidi="en_US"/>
         </w:rPr>
         <w:t>), Mary anointed the feet of Jesus with very expensive perfume. Jesus defended her when others said it was wasteful (</w:t>
       </w:r>
-      <w:hyperlink r:id="rId34">
-        <w:r>
-          <w:rPr>
-            <w:lang w:val="en_US" w:bidi="en_US"/>
-          </w:rPr>
-          <w:rPr>
-            <w:color w:val="0000EE"/>
-            <w:u w:val="single"/>
-          </w:rPr>
-          <w:t>John 12:1–11</w:t>
-        </w:r>
-      </w:hyperlink>
+      <w:r>
+        <w:rPr>
+          <w:lang w:val="en_US" w:bidi="en_US"/>
+        </w:rPr>
+        <w:t>John 12:1–11</w:t>
+      </w:r>
       <w:r>
         <w:rPr>
           <w:lang w:val="en_US" w:bidi="en_US"/>
         </w:rPr>
         <w:t xml:space="preserve">; compare </w:t>
       </w:r>
-      <w:hyperlink r:id="rId35">
-        <w:r>
-          <w:rPr>
-            <w:lang w:val="en_US" w:bidi="en_US"/>
-          </w:rPr>
-          <w:rPr>
-            <w:color w:val="0000EE"/>
-            <w:u w:val="single"/>
-          </w:rPr>
-          <w:t>Matthew 26:6–13</w:t>
-        </w:r>
-      </w:hyperlink>
+      <w:r>
+        <w:rPr>
+          <w:lang w:val="en_US" w:bidi="en_US"/>
+        </w:rPr>
+        <w:t>Matthew 26:6–13</w:t>
+      </w:r>
       <w:r>
         <w:rPr>
           <w:lang w:val="en_US" w:bidi="en_US"/>
         </w:rPr>
         <w:t xml:space="preserve">; </w:t>
       </w:r>
-      <w:hyperlink r:id="rId36">
-        <w:r>
-          <w:rPr>
-            <w:lang w:val="en_US" w:bidi="en_US"/>
-          </w:rPr>
-          <w:rPr>
-            <w:color w:val="0000EE"/>
-            <w:u w:val="single"/>
-          </w:rPr>
-          <w:t>Mark 14:3–9</w:t>
-        </w:r>
-      </w:hyperlink>
+      <w:r>
+        <w:rPr>
+          <w:lang w:val="en_US" w:bidi="en_US"/>
+        </w:rPr>
+        <w:t>Mark 14:3–9</w:t>
+      </w:r>
       <w:r>
         <w:rPr>
           <w:lang w:val="en_US" w:bidi="en_US"/>
@@ -895,18 +709,12 @@
         </w:rPr>
         <w:t xml:space="preserve"> was among the women watching when Jesus died on the cross (</w:t>
       </w:r>
-      <w:hyperlink r:id="rId19">
-        <w:r>
-          <w:rPr>
-            <w:lang w:val="en_US" w:bidi="en_US"/>
-          </w:rPr>
-          <w:rPr>
-            <w:color w:val="0000EE"/>
-            <w:u w:val="single"/>
-          </w:rPr>
-          <w:t>John 19:25</w:t>
-        </w:r>
-      </w:hyperlink>
+      <w:r>
+        <w:rPr>
+          <w:lang w:val="en_US" w:bidi="en_US"/>
+        </w:rPr>
+        <w:t>John 19:25</w:t>
+      </w:r>
       <w:r>
         <w:rPr>
           <w:lang w:val="en_US" w:bidi="en_US"/>
@@ -936,252 +744,168 @@
           <w:lang w:val="en_US" w:bidi="en_US"/>
         </w:rPr>
       </w:r>
-      <w:hyperlink r:id="rId17">
-        <w:r>
-          <w:rPr>
-            <w:lang w:val="en_US" w:bidi="en_US"/>
-          </w:rPr>
-          <w:rPr>
-            <w:color w:val="0000EE"/>
-            <w:u w:val="single"/>
-          </w:rPr>
-          <w:t>Matthew 27:55–61</w:t>
-        </w:r>
-      </w:hyperlink>
+      <w:r>
+        <w:rPr>
+          <w:lang w:val="en_US" w:bidi="en_US"/>
+        </w:rPr>
+        <w:t>Matthew 27:55–61</w:t>
+      </w:r>
       <w:r>
         <w:rPr>
           <w:lang w:val="en_US" w:bidi="en_US"/>
         </w:rPr>
         <w:t xml:space="preserve">; </w:t>
       </w:r>
-      <w:hyperlink r:id="rId37">
-        <w:r>
-          <w:rPr>
-            <w:lang w:val="en_US" w:bidi="en_US"/>
-          </w:rPr>
-          <w:rPr>
-            <w:color w:val="0000EE"/>
-            <w:u w:val="single"/>
-          </w:rPr>
-          <w:t>28:1</w:t>
-        </w:r>
-      </w:hyperlink>
+      <w:r>
+        <w:rPr>
+          <w:lang w:val="en_US" w:bidi="en_US"/>
+        </w:rPr>
+        <w:t>28:1</w:t>
+      </w:r>
       <w:r>
         <w:rPr>
           <w:lang w:val="en_US" w:bidi="en_US"/>
         </w:rPr>
         <w:t xml:space="preserve">; </w:t>
       </w:r>
-      <w:hyperlink r:id="rId18">
-        <w:r>
-          <w:rPr>
-            <w:lang w:val="en_US" w:bidi="en_US"/>
-          </w:rPr>
-          <w:rPr>
-            <w:color w:val="0000EE"/>
-            <w:u w:val="single"/>
-          </w:rPr>
-          <w:t>Mark 15:40–47</w:t>
-        </w:r>
-      </w:hyperlink>
+      <w:r>
+        <w:rPr>
+          <w:lang w:val="en_US" w:bidi="en_US"/>
+        </w:rPr>
+        <w:t>Mark 15:40–47</w:t>
+      </w:r>
       <w:r>
         <w:rPr>
           <w:lang w:val="en_US" w:bidi="en_US"/>
         </w:rPr>
         <w:t xml:space="preserve">; </w:t>
       </w:r>
-      <w:hyperlink r:id="rId38">
-        <w:r>
-          <w:rPr>
-            <w:lang w:val="en_US" w:bidi="en_US"/>
-          </w:rPr>
-          <w:rPr>
-            <w:color w:val="0000EE"/>
-            <w:u w:val="single"/>
-          </w:rPr>
-          <w:t>16:1–11</w:t>
-        </w:r>
-      </w:hyperlink>
+      <w:r>
+        <w:rPr>
+          <w:lang w:val="en_US" w:bidi="en_US"/>
+        </w:rPr>
+        <w:t>16:1–11</w:t>
+      </w:r>
       <w:r>
         <w:rPr>
           <w:lang w:val="en_US" w:bidi="en_US"/>
         </w:rPr>
         <w:t xml:space="preserve">; </w:t>
       </w:r>
-      <w:hyperlink r:id="rId39">
-        <w:r>
-          <w:rPr>
-            <w:lang w:val="en_US" w:bidi="en_US"/>
-          </w:rPr>
-          <w:rPr>
-            <w:color w:val="0000EE"/>
-            <w:u w:val="single"/>
-          </w:rPr>
-          <w:t>Luke 8:2–3</w:t>
-        </w:r>
-      </w:hyperlink>
+      <w:r>
+        <w:rPr>
+          <w:lang w:val="en_US" w:bidi="en_US"/>
+        </w:rPr>
+        <w:t>Luke 8:2–3</w:t>
+      </w:r>
       <w:r>
         <w:rPr>
           <w:lang w:val="en_US" w:bidi="en_US"/>
         </w:rPr>
         <w:t xml:space="preserve">; </w:t>
       </w:r>
-      <w:hyperlink r:id="rId32">
-        <w:r>
-          <w:rPr>
-            <w:lang w:val="en_US" w:bidi="en_US"/>
-          </w:rPr>
-          <w:rPr>
-            <w:color w:val="0000EE"/>
-            <w:u w:val="single"/>
-          </w:rPr>
-          <w:t>10:38–42</w:t>
-        </w:r>
-      </w:hyperlink>
+      <w:r>
+        <w:rPr>
+          <w:lang w:val="en_US" w:bidi="en_US"/>
+        </w:rPr>
+        <w:t>10:38–42</w:t>
+      </w:r>
       <w:r>
         <w:rPr>
           <w:lang w:val="en_US" w:bidi="en_US"/>
         </w:rPr>
         <w:t xml:space="preserve">; </w:t>
       </w:r>
-      <w:hyperlink r:id="rId40">
-        <w:r>
-          <w:rPr>
-            <w:lang w:val="en_US" w:bidi="en_US"/>
-          </w:rPr>
-          <w:rPr>
-            <w:color w:val="0000EE"/>
-            <w:u w:val="single"/>
-          </w:rPr>
-          <w:t>24:1–10</w:t>
-        </w:r>
-      </w:hyperlink>
+      <w:r>
+        <w:rPr>
+          <w:lang w:val="en_US" w:bidi="en_US"/>
+        </w:rPr>
+        <w:t>24:1–10</w:t>
+      </w:r>
       <w:r>
         <w:rPr>
           <w:lang w:val="en_US" w:bidi="en_US"/>
         </w:rPr>
         <w:t xml:space="preserve">; </w:t>
       </w:r>
-      <w:hyperlink r:id="rId41">
-        <w:r>
-          <w:rPr>
-            <w:lang w:val="en_US" w:bidi="en_US"/>
-          </w:rPr>
-          <w:rPr>
-            <w:color w:val="0000EE"/>
-            <w:u w:val="single"/>
-          </w:rPr>
-          <w:t>John 11:1–6</w:t>
-        </w:r>
-      </w:hyperlink>
+      <w:r>
+        <w:rPr>
+          <w:lang w:val="en_US" w:bidi="en_US"/>
+        </w:rPr>
+        <w:t>John 11:1–6</w:t>
+      </w:r>
       <w:r>
         <w:rPr>
           <w:lang w:val="en_US" w:bidi="en_US"/>
         </w:rPr>
         <w:t xml:space="preserve">, </w:t>
       </w:r>
-      <w:hyperlink r:id="rId42">
-        <w:r>
-          <w:rPr>
-            <w:lang w:val="en_US" w:bidi="en_US"/>
-          </w:rPr>
-          <w:rPr>
-            <w:color w:val="0000EE"/>
-            <w:u w:val="single"/>
-          </w:rPr>
-          <w:t>17–24</w:t>
-        </w:r>
-      </w:hyperlink>
+      <w:r>
+        <w:rPr>
+          <w:lang w:val="en_US" w:bidi="en_US"/>
+        </w:rPr>
+        <w:t>17–24</w:t>
+      </w:r>
       <w:r>
         <w:rPr>
           <w:lang w:val="en_US" w:bidi="en_US"/>
         </w:rPr>
         <w:t xml:space="preserve">; </w:t>
       </w:r>
-      <w:hyperlink r:id="rId43">
-        <w:r>
-          <w:rPr>
-            <w:lang w:val="en_US" w:bidi="en_US"/>
-          </w:rPr>
-          <w:rPr>
-            <w:color w:val="0000EE"/>
-            <w:u w:val="single"/>
-          </w:rPr>
-          <w:t>12:3–8</w:t>
-        </w:r>
-      </w:hyperlink>
+      <w:r>
+        <w:rPr>
+          <w:lang w:val="en_US" w:bidi="en_US"/>
+        </w:rPr>
+        <w:t>12:3–8</w:t>
+      </w:r>
       <w:r>
         <w:rPr>
           <w:lang w:val="en_US" w:bidi="en_US"/>
         </w:rPr>
         <w:t xml:space="preserve">; </w:t>
       </w:r>
-      <w:hyperlink r:id="rId19">
-        <w:r>
-          <w:rPr>
-            <w:lang w:val="en_US" w:bidi="en_US"/>
-          </w:rPr>
-          <w:rPr>
-            <w:color w:val="0000EE"/>
-            <w:u w:val="single"/>
-          </w:rPr>
-          <w:t>19:25</w:t>
-        </w:r>
-      </w:hyperlink>
+      <w:r>
+        <w:rPr>
+          <w:lang w:val="en_US" w:bidi="en_US"/>
+        </w:rPr>
+        <w:t>19:25</w:t>
+      </w:r>
       <w:r>
         <w:rPr>
           <w:lang w:val="en_US" w:bidi="en_US"/>
         </w:rPr>
         <w:t xml:space="preserve">; </w:t>
       </w:r>
-      <w:hyperlink r:id="rId28">
-        <w:r>
-          <w:rPr>
-            <w:lang w:val="en_US" w:bidi="en_US"/>
-          </w:rPr>
-          <w:rPr>
-            <w:color w:val="0000EE"/>
-            <w:u w:val="single"/>
-          </w:rPr>
-          <w:t>20:1–2</w:t>
-        </w:r>
-      </w:hyperlink>
+      <w:r>
+        <w:rPr>
+          <w:lang w:val="en_US" w:bidi="en_US"/>
+        </w:rPr>
+        <w:t>20:1–2</w:t>
+      </w:r>
       <w:r>
         <w:rPr>
           <w:lang w:val="en_US" w:bidi="en_US"/>
         </w:rPr>
         <w:t xml:space="preserve">, </w:t>
       </w:r>
-      <w:hyperlink r:id="rId29">
-        <w:r>
-          <w:rPr>
-            <w:lang w:val="en_US" w:bidi="en_US"/>
-          </w:rPr>
-          <w:rPr>
-            <w:color w:val="0000EE"/>
-            <w:u w:val="single"/>
-          </w:rPr>
-          <w:t>11–18</w:t>
-        </w:r>
-      </w:hyperlink>
+      <w:r>
+        <w:rPr>
+          <w:lang w:val="en_US" w:bidi="en_US"/>
+        </w:rPr>
+        <w:t>11–18</w:t>
+      </w:r>
       <w:r>
         <w:rPr>
           <w:lang w:val="en_US" w:bidi="en_US"/>
         </w:rPr>
         <w:t xml:space="preserve">; </w:t>
       </w:r>
-      <w:hyperlink r:id="rId44">
-        <w:r>
-          <w:rPr>
-            <w:lang w:val="en_US" w:bidi="en_US"/>
-          </w:rPr>
-          <w:rPr>
-            <w:color w:val="0000EE"/>
-            <w:u w:val="single"/>
-          </w:rPr>
-          <w:t>Acts 12:12</w:t>
-        </w:r>
-      </w:hyperlink>
+      <w:r>
+        <w:rPr>
+          <w:lang w:val="en_US" w:bidi="en_US"/>
+        </w:rPr>
+        <w:t>Acts 12:12</w:t>
+      </w:r>
       <w:r>
         <w:rPr>
           <w:lang w:val="en_US" w:bidi="en_US"/>
